--- a/assignment_report.docx
+++ b/assignment_report.docx
@@ -62,23 +62,7 @@
           <w:sz w:val="24"/>
           <w:szCs w:val="24"/>
         </w:rPr>
-        <w:t xml:space="preserve"> |  S</w:t>
-      </w:r>
-      <w:r>
-        <w:rPr>
-          <w:rFonts w:eastAsia="Times New Roman" w:cs="Times New Roman"/>
-          <w:sz w:val="24"/>
-          <w:szCs w:val="24"/>
-        </w:rPr>
-        <w:t>P</w:t>
-      </w:r>
-      <w:r>
-        <w:rPr>
-          <w:rFonts w:eastAsia="Times New Roman" w:cs="Times New Roman"/>
-          <w:sz w:val="24"/>
-          <w:szCs w:val="24"/>
-        </w:rPr>
-        <w:t xml:space="preserve"> 2026</w:t>
+        <w:t xml:space="preserve"> |  SP 2026</w:t>
         <w:br/>
       </w:r>
       <w:r>
@@ -89,7 +73,17 @@
           <w:sz w:val="24"/>
           <w:szCs w:val="24"/>
         </w:rPr>
-        <w:t>Group-3</w:t>
+        <w:t>Group-</w:t>
+      </w:r>
+      <w:r>
+        <w:rPr>
+          <w:rFonts w:eastAsia="Times New Roman" w:cs="Times New Roman"/>
+          <w:b/>
+          <w:bCs/>
+          <w:sz w:val="24"/>
+          <w:szCs w:val="24"/>
+        </w:rPr>
+        <w:t>5</w:t>
       </w:r>
     </w:p>
     <w:p>
@@ -113,7 +107,7 @@
       </w:pPr>
       <w:r>
         <w:rPr>
-          <w:rFonts w:eastAsia="Times New Roman" w:cs="Times New Roman" w:ascii="Times New Roman" w:hAnsi="Times New Roman"/>
+          <w:rFonts w:eastAsia="Times New Roman" w:cs="Times New Roman"/>
           <w:b/>
           <w:bCs/>
           <w:color w:val="000000"/>
@@ -174,7 +168,7 @@
       </w:pPr>
       <w:r>
         <w:rPr>
-          <w:rFonts w:eastAsia="Times New Roman" w:cs="Times New Roman" w:ascii="Times New Roman" w:hAnsi="Times New Roman"/>
+          <w:rFonts w:eastAsia="Times New Roman" w:cs="Times New Roman"/>
           <w:b/>
           <w:bCs/>
           <w:color w:val="000000"/>
@@ -192,7 +186,7 @@
       </w:pPr>
       <w:r>
         <w:rPr>
-          <w:rFonts w:eastAsia="Times New Roman" w:cs="Times New Roman" w:ascii="Times New Roman" w:hAnsi="Times New Roman"/>
+          <w:rFonts w:eastAsia="Times New Roman" w:cs="Times New Roman"/>
           <w:b/>
           <w:bCs/>
           <w:color w:val="000000"/>
@@ -237,7 +231,7 @@
         <w:pStyle w:val="ListParagraph"/>
         <w:numPr>
           <w:ilvl w:val="0"/>
-          <w:numId w:val="3"/>
+          <w:numId w:val="4"/>
         </w:numPr>
         <w:spacing w:before="0" w:after="80"/>
         <w:rPr/>
@@ -266,7 +260,7 @@
         <w:pStyle w:val="ListParagraph"/>
         <w:numPr>
           <w:ilvl w:val="0"/>
-          <w:numId w:val="1"/>
+          <w:numId w:val="2"/>
         </w:numPr>
         <w:spacing w:before="0" w:after="80"/>
         <w:rPr/>
@@ -295,7 +289,7 @@
         <w:pStyle w:val="ListParagraph"/>
         <w:numPr>
           <w:ilvl w:val="0"/>
-          <w:numId w:val="1"/>
+          <w:numId w:val="2"/>
         </w:numPr>
         <w:spacing w:before="0" w:after="80"/>
         <w:rPr/>
@@ -352,7 +346,7 @@
       </w:pPr>
       <w:r>
         <w:rPr>
-          <w:rFonts w:eastAsia="Times New Roman" w:cs="Times New Roman" w:ascii="Times New Roman" w:hAnsi="Times New Roman"/>
+          <w:rFonts w:eastAsia="Times New Roman" w:cs="Times New Roman"/>
           <w:b/>
           <w:bCs/>
           <w:color w:val="000000"/>
@@ -398,7 +392,7 @@
       </w:pPr>
       <w:r>
         <w:rPr>
-          <w:rFonts w:eastAsia="Times New Roman" w:cs="Times New Roman" w:ascii="Times New Roman" w:hAnsi="Times New Roman"/>
+          <w:rFonts w:eastAsia="Times New Roman" w:cs="Times New Roman"/>
           <w:b/>
           <w:bCs/>
           <w:color w:val="000000"/>
@@ -416,7 +410,7 @@
       </w:pPr>
       <w:r>
         <w:rPr>
-          <w:rFonts w:eastAsia="Times New Roman" w:cs="Times New Roman" w:ascii="Times New Roman" w:hAnsi="Times New Roman"/>
+          <w:rFonts w:eastAsia="Times New Roman" w:cs="Times New Roman"/>
           <w:b/>
           <w:bCs/>
           <w:color w:val="000000"/>
@@ -449,7 +443,7 @@
       </w:pPr>
       <w:r>
         <w:rPr>
-          <w:rFonts w:eastAsia="Times New Roman" w:cs="Times New Roman" w:ascii="Times New Roman" w:hAnsi="Times New Roman"/>
+          <w:rFonts w:eastAsia="Times New Roman" w:cs="Times New Roman"/>
           <w:b/>
           <w:bCs/>
           <w:color w:val="000000"/>
@@ -527,7 +521,7 @@
         <w:pStyle w:val="ListParagraph"/>
         <w:numPr>
           <w:ilvl w:val="0"/>
-          <w:numId w:val="1"/>
+          <w:numId w:val="2"/>
         </w:numPr>
         <w:spacing w:before="0" w:after="80"/>
         <w:rPr/>
@@ -548,7 +542,7 @@
         <w:pStyle w:val="ListParagraph"/>
         <w:numPr>
           <w:ilvl w:val="0"/>
-          <w:numId w:val="1"/>
+          <w:numId w:val="2"/>
         </w:numPr>
         <w:spacing w:before="0" w:after="80"/>
         <w:rPr/>
@@ -584,7 +578,7 @@
         <w:pStyle w:val="ListParagraph"/>
         <w:numPr>
           <w:ilvl w:val="0"/>
-          <w:numId w:val="1"/>
+          <w:numId w:val="2"/>
         </w:numPr>
         <w:spacing w:before="0" w:after="80"/>
         <w:rPr/>
@@ -613,7 +607,7 @@
         <w:pStyle w:val="ListParagraph"/>
         <w:numPr>
           <w:ilvl w:val="0"/>
-          <w:numId w:val="1"/>
+          <w:numId w:val="2"/>
         </w:numPr>
         <w:spacing w:before="0" w:after="80"/>
         <w:rPr/>
@@ -642,7 +636,7 @@
         <w:pStyle w:val="ListParagraph"/>
         <w:numPr>
           <w:ilvl w:val="0"/>
-          <w:numId w:val="1"/>
+          <w:numId w:val="2"/>
         </w:numPr>
         <w:spacing w:before="0" w:after="80"/>
         <w:rPr/>
@@ -671,7 +665,7 @@
         <w:pStyle w:val="ListParagraph"/>
         <w:numPr>
           <w:ilvl w:val="0"/>
-          <w:numId w:val="1"/>
+          <w:numId w:val="2"/>
         </w:numPr>
         <w:spacing w:before="0" w:after="80"/>
         <w:rPr/>
@@ -716,7 +710,7 @@
       </w:pPr>
       <w:r>
         <w:rPr>
-          <w:rFonts w:eastAsia="Times New Roman" w:cs="Times New Roman" w:ascii="Times New Roman" w:hAnsi="Times New Roman"/>
+          <w:rFonts w:eastAsia="Times New Roman" w:cs="Times New Roman"/>
           <w:b/>
           <w:bCs/>
           <w:color w:val="000000"/>
@@ -734,7 +728,7 @@
       </w:pPr>
       <w:r>
         <w:rPr>
-          <w:rFonts w:eastAsia="Times New Roman" w:cs="Times New Roman" w:ascii="Times New Roman" w:hAnsi="Times New Roman"/>
+          <w:rFonts w:eastAsia="Times New Roman" w:cs="Times New Roman"/>
           <w:b/>
           <w:bCs/>
           <w:color w:val="000000"/>
@@ -842,7 +836,7 @@
       </w:pPr>
       <w:r>
         <w:rPr>
-          <w:rFonts w:eastAsia="Times New Roman" w:cs="Times New Roman" w:ascii="Times New Roman" w:hAnsi="Times New Roman"/>
+          <w:rFonts w:eastAsia="Times New Roman" w:cs="Times New Roman"/>
           <w:b/>
           <w:bCs/>
           <w:color w:val="000000"/>
@@ -900,7 +894,7 @@
       </w:pPr>
       <w:r>
         <w:rPr>
-          <w:rFonts w:eastAsia="Times New Roman" w:cs="Times New Roman" w:ascii="Times New Roman" w:hAnsi="Times New Roman"/>
+          <w:rFonts w:eastAsia="Times New Roman" w:cs="Times New Roman"/>
           <w:b/>
           <w:bCs/>
           <w:color w:val="000000"/>
@@ -993,7 +987,7 @@
       </w:pPr>
       <w:r>
         <w:rPr>
-          <w:rFonts w:eastAsia="Times New Roman" w:cs="Times New Roman" w:ascii="Times New Roman" w:hAnsi="Times New Roman"/>
+          <w:rFonts w:eastAsia="Times New Roman" w:cs="Times New Roman"/>
           <w:b/>
           <w:bCs/>
           <w:color w:val="000000"/>
@@ -1089,7 +1083,7 @@
       </w:pPr>
       <w:r>
         <w:rPr>
-          <w:rFonts w:eastAsia="Times New Roman" w:cs="Times New Roman" w:ascii="Times New Roman" w:hAnsi="Times New Roman"/>
+          <w:rFonts w:eastAsia="Times New Roman" w:cs="Times New Roman"/>
           <w:b/>
           <w:bCs/>
           <w:color w:val="000000"/>
@@ -1107,7 +1101,7 @@
       </w:pPr>
       <w:r>
         <w:rPr>
-          <w:rFonts w:eastAsia="Times New Roman" w:cs="Times New Roman" w:ascii="Times New Roman" w:hAnsi="Times New Roman"/>
+          <w:rFonts w:eastAsia="Times New Roman" w:cs="Times New Roman"/>
           <w:b/>
           <w:bCs/>
           <w:color w:val="000000"/>
@@ -1140,7 +1134,7 @@
       </w:pPr>
       <w:r>
         <w:rPr>
-          <w:rFonts w:eastAsia="Times New Roman" w:cs="Times New Roman" w:ascii="Times New Roman" w:hAnsi="Times New Roman"/>
+          <w:rFonts w:eastAsia="Times New Roman" w:cs="Times New Roman"/>
           <w:b/>
           <w:bCs/>
           <w:color w:val="000000"/>
@@ -1234,7 +1228,7 @@
       </w:pPr>
       <w:r>
         <w:rPr>
-          <w:rFonts w:eastAsia="Times New Roman" w:cs="Times New Roman" w:ascii="Times New Roman" w:hAnsi="Times New Roman"/>
+          <w:rFonts w:eastAsia="Times New Roman" w:cs="Times New Roman"/>
           <w:b/>
           <w:bCs/>
           <w:color w:val="000000"/>
@@ -1252,7 +1246,7 @@
       </w:pPr>
       <w:r>
         <w:rPr>
-          <w:rFonts w:eastAsia="Times New Roman" w:cs="Times New Roman" w:ascii="Times New Roman" w:hAnsi="Times New Roman"/>
+          <w:rFonts w:eastAsia="Times New Roman" w:cs="Times New Roman"/>
           <w:b/>
           <w:bCs/>
           <w:color w:val="000000"/>
@@ -1303,9 +1297,9 @@
       <w:tblGrid>
         <w:gridCol w:w="1900"/>
         <w:gridCol w:w="1240"/>
-        <w:gridCol w:w="1239"/>
+        <w:gridCol w:w="1238"/>
         <w:gridCol w:w="1240"/>
-        <w:gridCol w:w="1240"/>
+        <w:gridCol w:w="1241"/>
         <w:gridCol w:w="1501"/>
         <w:gridCol w:w="1000"/>
       </w:tblGrid>
@@ -1371,7 +1365,7 @@
         </w:tc>
         <w:tc>
           <w:tcPr>
-            <w:tcW w:w="1239" w:type="dxa"/>
+            <w:tcW w:w="1238" w:type="dxa"/>
             <w:tcBorders>
               <w:top w:val="single" w:sz="4" w:space="0" w:color="AAAAAA"/>
               <w:start w:val="single" w:sz="4" w:space="0" w:color="AAAAAA"/>
@@ -1429,7 +1423,7 @@
         </w:tc>
         <w:tc>
           <w:tcPr>
-            <w:tcW w:w="1240" w:type="dxa"/>
+            <w:tcW w:w="1241" w:type="dxa"/>
             <w:tcBorders>
               <w:top w:val="single" w:sz="4" w:space="0" w:color="AAAAAA"/>
               <w:start w:val="single" w:sz="4" w:space="0" w:color="AAAAAA"/>
@@ -1571,7 +1565,7 @@
         </w:tc>
         <w:tc>
           <w:tcPr>
-            <w:tcW w:w="1239" w:type="dxa"/>
+            <w:tcW w:w="1238" w:type="dxa"/>
             <w:tcBorders>
               <w:top w:val="single" w:sz="4" w:space="0" w:color="AAAAAA"/>
               <w:start w:val="single" w:sz="4" w:space="0" w:color="AAAAAA"/>
@@ -1623,7 +1617,7 @@
         </w:tc>
         <w:tc>
           <w:tcPr>
-            <w:tcW w:w="1240" w:type="dxa"/>
+            <w:tcW w:w="1241" w:type="dxa"/>
             <w:tcBorders>
               <w:top w:val="single" w:sz="4" w:space="0" w:color="AAAAAA"/>
               <w:start w:val="single" w:sz="4" w:space="0" w:color="AAAAAA"/>
@@ -1756,7 +1750,7 @@
         </w:tc>
         <w:tc>
           <w:tcPr>
-            <w:tcW w:w="1239" w:type="dxa"/>
+            <w:tcW w:w="1238" w:type="dxa"/>
             <w:tcBorders>
               <w:top w:val="single" w:sz="4" w:space="0" w:color="AAAAAA"/>
               <w:start w:val="single" w:sz="4" w:space="0" w:color="AAAAAA"/>
@@ -1808,7 +1802,7 @@
         </w:tc>
         <w:tc>
           <w:tcPr>
-            <w:tcW w:w="1240" w:type="dxa"/>
+            <w:tcW w:w="1241" w:type="dxa"/>
             <w:tcBorders>
               <w:top w:val="single" w:sz="4" w:space="0" w:color="AAAAAA"/>
               <w:start w:val="single" w:sz="4" w:space="0" w:color="AAAAAA"/>
@@ -1941,7 +1935,7 @@
         </w:tc>
         <w:tc>
           <w:tcPr>
-            <w:tcW w:w="1239" w:type="dxa"/>
+            <w:tcW w:w="1238" w:type="dxa"/>
             <w:tcBorders>
               <w:top w:val="single" w:sz="4" w:space="0" w:color="AAAAAA"/>
               <w:start w:val="single" w:sz="4" w:space="0" w:color="AAAAAA"/>
@@ -1993,7 +1987,7 @@
         </w:tc>
         <w:tc>
           <w:tcPr>
-            <w:tcW w:w="1240" w:type="dxa"/>
+            <w:tcW w:w="1241" w:type="dxa"/>
             <w:tcBorders>
               <w:top w:val="single" w:sz="4" w:space="0" w:color="AAAAAA"/>
               <w:start w:val="single" w:sz="4" w:space="0" w:color="AAAAAA"/>
@@ -2126,7 +2120,7 @@
         </w:tc>
         <w:tc>
           <w:tcPr>
-            <w:tcW w:w="1239" w:type="dxa"/>
+            <w:tcW w:w="1238" w:type="dxa"/>
             <w:tcBorders>
               <w:top w:val="single" w:sz="4" w:space="0" w:color="AAAAAA"/>
               <w:start w:val="single" w:sz="4" w:space="0" w:color="AAAAAA"/>
@@ -2178,7 +2172,7 @@
         </w:tc>
         <w:tc>
           <w:tcPr>
-            <w:tcW w:w="1240" w:type="dxa"/>
+            <w:tcW w:w="1241" w:type="dxa"/>
             <w:tcBorders>
               <w:top w:val="single" w:sz="4" w:space="0" w:color="AAAAAA"/>
               <w:start w:val="single" w:sz="4" w:space="0" w:color="AAAAAA"/>
@@ -2274,7 +2268,7 @@
       </w:pPr>
       <w:r>
         <w:rPr>
-          <w:rFonts w:eastAsia="Times New Roman" w:cs="Times New Roman" w:ascii="Times New Roman" w:hAnsi="Times New Roman"/>
+          <w:rFonts w:eastAsia="Times New Roman" w:cs="Times New Roman"/>
           <w:b/>
           <w:bCs/>
           <w:color w:val="000000"/>
@@ -2325,9 +2319,9 @@
       <w:tblGrid>
         <w:gridCol w:w="1900"/>
         <w:gridCol w:w="1240"/>
-        <w:gridCol w:w="1239"/>
+        <w:gridCol w:w="1238"/>
         <w:gridCol w:w="1240"/>
-        <w:gridCol w:w="1240"/>
+        <w:gridCol w:w="1241"/>
         <w:gridCol w:w="1501"/>
         <w:gridCol w:w="1000"/>
       </w:tblGrid>
@@ -2393,7 +2387,7 @@
         </w:tc>
         <w:tc>
           <w:tcPr>
-            <w:tcW w:w="1239" w:type="dxa"/>
+            <w:tcW w:w="1238" w:type="dxa"/>
             <w:tcBorders>
               <w:top w:val="single" w:sz="4" w:space="0" w:color="AAAAAA"/>
               <w:start w:val="single" w:sz="4" w:space="0" w:color="AAAAAA"/>
@@ -2451,7 +2445,7 @@
         </w:tc>
         <w:tc>
           <w:tcPr>
-            <w:tcW w:w="1240" w:type="dxa"/>
+            <w:tcW w:w="1241" w:type="dxa"/>
             <w:tcBorders>
               <w:top w:val="single" w:sz="4" w:space="0" w:color="AAAAAA"/>
               <w:start w:val="single" w:sz="4" w:space="0" w:color="AAAAAA"/>
@@ -2593,7 +2587,7 @@
         </w:tc>
         <w:tc>
           <w:tcPr>
-            <w:tcW w:w="1239" w:type="dxa"/>
+            <w:tcW w:w="1238" w:type="dxa"/>
             <w:tcBorders>
               <w:top w:val="single" w:sz="4" w:space="0" w:color="AAAAAA"/>
               <w:start w:val="single" w:sz="4" w:space="0" w:color="AAAAAA"/>
@@ -2645,7 +2639,7 @@
         </w:tc>
         <w:tc>
           <w:tcPr>
-            <w:tcW w:w="1240" w:type="dxa"/>
+            <w:tcW w:w="1241" w:type="dxa"/>
             <w:tcBorders>
               <w:top w:val="single" w:sz="4" w:space="0" w:color="AAAAAA"/>
               <w:start w:val="single" w:sz="4" w:space="0" w:color="AAAAAA"/>
@@ -2778,7 +2772,7 @@
         </w:tc>
         <w:tc>
           <w:tcPr>
-            <w:tcW w:w="1239" w:type="dxa"/>
+            <w:tcW w:w="1238" w:type="dxa"/>
             <w:tcBorders>
               <w:top w:val="single" w:sz="4" w:space="0" w:color="AAAAAA"/>
               <w:start w:val="single" w:sz="4" w:space="0" w:color="AAAAAA"/>
@@ -2830,7 +2824,7 @@
         </w:tc>
         <w:tc>
           <w:tcPr>
-            <w:tcW w:w="1240" w:type="dxa"/>
+            <w:tcW w:w="1241" w:type="dxa"/>
             <w:tcBorders>
               <w:top w:val="single" w:sz="4" w:space="0" w:color="AAAAAA"/>
               <w:start w:val="single" w:sz="4" w:space="0" w:color="AAAAAA"/>
@@ -2963,7 +2957,7 @@
         </w:tc>
         <w:tc>
           <w:tcPr>
-            <w:tcW w:w="1239" w:type="dxa"/>
+            <w:tcW w:w="1238" w:type="dxa"/>
             <w:tcBorders>
               <w:top w:val="single" w:sz="4" w:space="0" w:color="AAAAAA"/>
               <w:start w:val="single" w:sz="4" w:space="0" w:color="AAAAAA"/>
@@ -3015,7 +3009,7 @@
         </w:tc>
         <w:tc>
           <w:tcPr>
-            <w:tcW w:w="1240" w:type="dxa"/>
+            <w:tcW w:w="1241" w:type="dxa"/>
             <w:tcBorders>
               <w:top w:val="single" w:sz="4" w:space="0" w:color="AAAAAA"/>
               <w:start w:val="single" w:sz="4" w:space="0" w:color="AAAAAA"/>
@@ -3148,7 +3142,7 @@
         </w:tc>
         <w:tc>
           <w:tcPr>
-            <w:tcW w:w="1239" w:type="dxa"/>
+            <w:tcW w:w="1238" w:type="dxa"/>
             <w:tcBorders>
               <w:top w:val="single" w:sz="4" w:space="0" w:color="AAAAAA"/>
               <w:start w:val="single" w:sz="4" w:space="0" w:color="AAAAAA"/>
@@ -3200,7 +3194,7 @@
         </w:tc>
         <w:tc>
           <w:tcPr>
-            <w:tcW w:w="1240" w:type="dxa"/>
+            <w:tcW w:w="1241" w:type="dxa"/>
             <w:tcBorders>
               <w:top w:val="single" w:sz="4" w:space="0" w:color="AAAAAA"/>
               <w:start w:val="single" w:sz="4" w:space="0" w:color="AAAAAA"/>
@@ -3299,7 +3293,7 @@
       </w:pPr>
       <w:r>
         <w:rPr>
-          <w:rFonts w:eastAsia="Times New Roman" w:cs="Times New Roman" w:ascii="Times New Roman" w:hAnsi="Times New Roman"/>
+          <w:rFonts w:eastAsia="Times New Roman" w:cs="Times New Roman"/>
           <w:b/>
           <w:bCs/>
           <w:color w:val="000000"/>
@@ -3317,7 +3311,7 @@
       </w:pPr>
       <w:r>
         <w:rPr>
-          <w:rFonts w:eastAsia="Times New Roman" w:cs="Times New Roman" w:ascii="Times New Roman" w:hAnsi="Times New Roman"/>
+          <w:rFonts w:eastAsia="Times New Roman" w:cs="Times New Roman"/>
           <w:b/>
           <w:bCs/>
           <w:color w:val="000000"/>
@@ -3350,7 +3344,7 @@
       </w:pPr>
       <w:r>
         <w:rPr>
-          <w:rFonts w:eastAsia="Times New Roman" w:cs="Times New Roman" w:ascii="Times New Roman" w:hAnsi="Times New Roman"/>
+          <w:rFonts w:eastAsia="Times New Roman" w:cs="Times New Roman"/>
           <w:b/>
           <w:bCs/>
           <w:color w:val="000000"/>
@@ -3365,7 +3359,7 @@
         <w:pStyle w:val="ListParagraph"/>
         <w:numPr>
           <w:ilvl w:val="0"/>
-          <w:numId w:val="1"/>
+          <w:numId w:val="2"/>
         </w:numPr>
         <w:spacing w:before="0" w:after="80"/>
         <w:rPr/>
@@ -3394,7 +3388,7 @@
         <w:pStyle w:val="ListParagraph"/>
         <w:numPr>
           <w:ilvl w:val="0"/>
-          <w:numId w:val="1"/>
+          <w:numId w:val="2"/>
         </w:numPr>
         <w:spacing w:before="0" w:after="80"/>
         <w:rPr/>
@@ -3423,7 +3417,7 @@
         <w:pStyle w:val="ListParagraph"/>
         <w:numPr>
           <w:ilvl w:val="0"/>
-          <w:numId w:val="1"/>
+          <w:numId w:val="2"/>
         </w:numPr>
         <w:spacing w:before="0" w:after="80"/>
         <w:rPr/>
@@ -3452,7 +3446,7 @@
         <w:pStyle w:val="ListParagraph"/>
         <w:numPr>
           <w:ilvl w:val="0"/>
-          <w:numId w:val="1"/>
+          <w:numId w:val="2"/>
         </w:numPr>
         <w:spacing w:before="0" w:after="80"/>
         <w:rPr/>
@@ -3484,7 +3478,7 @@
       </w:pPr>
       <w:r>
         <w:rPr>
-          <w:rFonts w:eastAsia="Times New Roman" w:cs="Times New Roman" w:ascii="Times New Roman" w:hAnsi="Times New Roman"/>
+          <w:rFonts w:eastAsia="Times New Roman" w:cs="Times New Roman"/>
           <w:b/>
           <w:bCs/>
           <w:color w:val="000000"/>
@@ -3530,7 +3524,7 @@
       </w:pPr>
       <w:r>
         <w:rPr>
-          <w:rFonts w:eastAsia="Times New Roman" w:cs="Times New Roman" w:ascii="Times New Roman" w:hAnsi="Times New Roman"/>
+          <w:rFonts w:eastAsia="Times New Roman" w:cs="Times New Roman"/>
           <w:b/>
           <w:bCs/>
           <w:color w:val="000000"/>
@@ -3548,7 +3542,7 @@
       </w:pPr>
       <w:r>
         <w:rPr>
-          <w:rFonts w:eastAsia="Times New Roman" w:cs="Times New Roman" w:ascii="Times New Roman" w:hAnsi="Times New Roman"/>
+          <w:rFonts w:eastAsia="Times New Roman" w:cs="Times New Roman"/>
           <w:b/>
           <w:bCs/>
           <w:color w:val="000000"/>
@@ -3578,7 +3572,7 @@
         <w:pStyle w:val="ListParagraph"/>
         <w:numPr>
           <w:ilvl w:val="0"/>
-          <w:numId w:val="1"/>
+          <w:numId w:val="2"/>
         </w:numPr>
         <w:spacing w:before="0" w:after="80"/>
         <w:rPr/>
@@ -3607,7 +3601,7 @@
         <w:pStyle w:val="ListParagraph"/>
         <w:numPr>
           <w:ilvl w:val="0"/>
-          <w:numId w:val="1"/>
+          <w:numId w:val="2"/>
         </w:numPr>
         <w:spacing w:before="0" w:after="80"/>
         <w:rPr/>
@@ -3636,7 +3630,7 @@
         <w:pStyle w:val="ListParagraph"/>
         <w:numPr>
           <w:ilvl w:val="0"/>
-          <w:numId w:val="1"/>
+          <w:numId w:val="2"/>
         </w:numPr>
         <w:spacing w:before="0" w:after="80"/>
         <w:rPr/>
@@ -3665,7 +3659,7 @@
         <w:pStyle w:val="ListParagraph"/>
         <w:numPr>
           <w:ilvl w:val="0"/>
-          <w:numId w:val="1"/>
+          <w:numId w:val="2"/>
         </w:numPr>
         <w:spacing w:before="0" w:after="80"/>
         <w:rPr/>
@@ -3697,7 +3691,7 @@
       </w:pPr>
       <w:r>
         <w:rPr>
-          <w:rFonts w:eastAsia="Times New Roman" w:cs="Times New Roman" w:ascii="Times New Roman" w:hAnsi="Times New Roman"/>
+          <w:rFonts w:eastAsia="Times New Roman" w:cs="Times New Roman"/>
           <w:b/>
           <w:bCs/>
           <w:color w:val="000000"/>
@@ -3763,7 +3757,7 @@
       </w:pPr>
       <w:r>
         <w:rPr>
-          <w:rFonts w:eastAsia="Times New Roman" w:cs="Times New Roman" w:ascii="Times New Roman" w:hAnsi="Times New Roman"/>
+          <w:rFonts w:eastAsia="Times New Roman" w:cs="Times New Roman"/>
           <w:b/>
           <w:bCs/>
           <w:color w:val="000000"/>
@@ -3814,7 +3808,7 @@
       </w:pPr>
       <w:r>
         <w:rPr>
-          <w:rFonts w:eastAsia="Times New Roman" w:cs="Times New Roman" w:ascii="Times New Roman" w:hAnsi="Times New Roman"/>
+          <w:rFonts w:eastAsia="Times New Roman" w:cs="Times New Roman"/>
           <w:b/>
           <w:bCs/>
           <w:color w:val="000000"/>
@@ -3847,7 +3841,7 @@
       </w:pPr>
       <w:r>
         <w:rPr>
-          <w:rFonts w:eastAsia="Times New Roman" w:cs="Times New Roman" w:ascii="Times New Roman" w:hAnsi="Times New Roman"/>
+          <w:rFonts w:eastAsia="Times New Roman" w:cs="Times New Roman"/>
           <w:b/>
           <w:bCs/>
           <w:color w:val="000000"/>
@@ -3880,7 +3874,7 @@
       </w:pPr>
       <w:r>
         <w:rPr>
-          <w:rFonts w:eastAsia="Times New Roman" w:cs="Times New Roman" w:ascii="Times New Roman" w:hAnsi="Times New Roman"/>
+          <w:rFonts w:eastAsia="Times New Roman" w:cs="Times New Roman"/>
           <w:b/>
           <w:bCs/>
           <w:color w:val="000000"/>
@@ -3913,7 +3907,7 @@
       </w:pPr>
       <w:r>
         <w:rPr>
-          <w:rFonts w:eastAsia="Times New Roman" w:cs="Times New Roman" w:ascii="Times New Roman" w:hAnsi="Times New Roman"/>
+          <w:rFonts w:eastAsia="Times New Roman" w:cs="Times New Roman"/>
           <w:b/>
           <w:bCs/>
           <w:color w:val="000000"/>
@@ -3959,7 +3953,7 @@
       </w:pPr>
       <w:r>
         <w:rPr>
-          <w:rFonts w:eastAsia="Times New Roman" w:cs="Times New Roman" w:ascii="Times New Roman" w:hAnsi="Times New Roman"/>
+          <w:rFonts w:eastAsia="Times New Roman" w:cs="Times New Roman"/>
           <w:b/>
           <w:bCs/>
           <w:color w:val="000000"/>
@@ -4041,6 +4035,7 @@
         </w:tabs>
         <w:ind w:start="1080" w:hanging="360"/>
       </w:pPr>
+      <w:rPr/>
     </w:lvl>
     <w:lvl w:ilvl="2">
       <w:start w:val="1"/>
@@ -4053,6 +4048,7 @@
         </w:tabs>
         <w:ind w:start="1440" w:hanging="360"/>
       </w:pPr>
+      <w:rPr/>
     </w:lvl>
     <w:lvl w:ilvl="3">
       <w:start w:val="1"/>
@@ -4065,6 +4061,7 @@
         </w:tabs>
         <w:ind w:start="1800" w:hanging="360"/>
       </w:pPr>
+      <w:rPr/>
     </w:lvl>
     <w:lvl w:ilvl="4">
       <w:start w:val="1"/>
@@ -4077,6 +4074,7 @@
         </w:tabs>
         <w:ind w:start="2160" w:hanging="360"/>
       </w:pPr>
+      <w:rPr/>
     </w:lvl>
     <w:lvl w:ilvl="5">
       <w:start w:val="1"/>
@@ -4089,6 +4087,7 @@
         </w:tabs>
         <w:ind w:start="2520" w:hanging="360"/>
       </w:pPr>
+      <w:rPr/>
     </w:lvl>
     <w:lvl w:ilvl="6">
       <w:start w:val="1"/>
@@ -4101,6 +4100,7 @@
         </w:tabs>
         <w:ind w:start="2880" w:hanging="360"/>
       </w:pPr>
+      <w:rPr/>
     </w:lvl>
     <w:lvl w:ilvl="7">
       <w:start w:val="1"/>
@@ -4113,6 +4113,7 @@
         </w:tabs>
         <w:ind w:start="3240" w:hanging="360"/>
       </w:pPr>
+      <w:rPr/>
     </w:lvl>
     <w:lvl w:ilvl="8">
       <w:start w:val="1"/>
@@ -4125,9 +4126,131 @@
         </w:tabs>
         <w:ind w:start="3600" w:hanging="360"/>
       </w:pPr>
+      <w:rPr/>
     </w:lvl>
   </w:abstractNum>
   <w:abstractNum w:abstractNumId="2">
+    <w:lvl w:ilvl="0">
+      <w:start w:val="1"/>
+      <w:numFmt w:val="bullet"/>
+      <w:lvlText w:val="-"/>
+      <w:lvlJc w:val="start"/>
+      <w:pPr>
+        <w:tabs>
+          <w:tab w:val="num" w:pos="0"/>
+        </w:tabs>
+        <w:ind w:start="560" w:hanging="280"/>
+      </w:pPr>
+      <w:rPr>
+        <w:rFonts w:ascii="OpenSymbol" w:hAnsi="OpenSymbol" w:cs="OpenSymbol" w:hint="default"/>
+      </w:rPr>
+    </w:lvl>
+    <w:lvl w:ilvl="1">
+      <w:start w:val="1"/>
+      <w:numFmt w:val="decimal"/>
+      <w:lvlText w:val="%2."/>
+      <w:lvlJc w:val="start"/>
+      <w:pPr>
+        <w:tabs>
+          <w:tab w:val="num" w:pos="1080"/>
+        </w:tabs>
+        <w:ind w:start="1080" w:hanging="360"/>
+      </w:pPr>
+      <w:rPr/>
+    </w:lvl>
+    <w:lvl w:ilvl="2">
+      <w:start w:val="1"/>
+      <w:numFmt w:val="decimal"/>
+      <w:lvlText w:val="%3."/>
+      <w:lvlJc w:val="start"/>
+      <w:pPr>
+        <w:tabs>
+          <w:tab w:val="num" w:pos="1440"/>
+        </w:tabs>
+        <w:ind w:start="1440" w:hanging="360"/>
+      </w:pPr>
+      <w:rPr/>
+    </w:lvl>
+    <w:lvl w:ilvl="3">
+      <w:start w:val="1"/>
+      <w:numFmt w:val="decimal"/>
+      <w:lvlText w:val="%4."/>
+      <w:lvlJc w:val="start"/>
+      <w:pPr>
+        <w:tabs>
+          <w:tab w:val="num" w:pos="1800"/>
+        </w:tabs>
+        <w:ind w:start="1800" w:hanging="360"/>
+      </w:pPr>
+      <w:rPr/>
+    </w:lvl>
+    <w:lvl w:ilvl="4">
+      <w:start w:val="1"/>
+      <w:numFmt w:val="decimal"/>
+      <w:lvlText w:val="%5."/>
+      <w:lvlJc w:val="start"/>
+      <w:pPr>
+        <w:tabs>
+          <w:tab w:val="num" w:pos="2160"/>
+        </w:tabs>
+        <w:ind w:start="2160" w:hanging="360"/>
+      </w:pPr>
+      <w:rPr/>
+    </w:lvl>
+    <w:lvl w:ilvl="5">
+      <w:start w:val="1"/>
+      <w:numFmt w:val="decimal"/>
+      <w:lvlText w:val="%6."/>
+      <w:lvlJc w:val="start"/>
+      <w:pPr>
+        <w:tabs>
+          <w:tab w:val="num" w:pos="2520"/>
+        </w:tabs>
+        <w:ind w:start="2520" w:hanging="360"/>
+      </w:pPr>
+      <w:rPr/>
+    </w:lvl>
+    <w:lvl w:ilvl="6">
+      <w:start w:val="1"/>
+      <w:numFmt w:val="decimal"/>
+      <w:lvlText w:val="%7."/>
+      <w:lvlJc w:val="start"/>
+      <w:pPr>
+        <w:tabs>
+          <w:tab w:val="num" w:pos="2880"/>
+        </w:tabs>
+        <w:ind w:start="2880" w:hanging="360"/>
+      </w:pPr>
+      <w:rPr/>
+    </w:lvl>
+    <w:lvl w:ilvl="7">
+      <w:start w:val="1"/>
+      <w:numFmt w:val="decimal"/>
+      <w:lvlText w:val="%8."/>
+      <w:lvlJc w:val="start"/>
+      <w:pPr>
+        <w:tabs>
+          <w:tab w:val="num" w:pos="3240"/>
+        </w:tabs>
+        <w:ind w:start="3240" w:hanging="360"/>
+      </w:pPr>
+      <w:rPr/>
+    </w:lvl>
+    <w:lvl w:ilvl="8">
+      <w:start w:val="1"/>
+      <w:numFmt w:val="decimal"/>
+      <w:lvlText w:val="%9."/>
+      <w:lvlJc w:val="start"/>
+      <w:pPr>
+        <w:tabs>
+          <w:tab w:val="num" w:pos="3600"/>
+        </w:tabs>
+        <w:ind w:start="3600" w:hanging="360"/>
+      </w:pPr>
+      <w:rPr/>
+    </w:lvl>
+  </w:abstractNum>
+  <w:abstractNum w:abstractNumId="3">
     <w:lvl w:ilvl="0">
       <w:start w:val="1"/>
       <w:numFmt w:val="none"/>
@@ -4253,7 +4376,10 @@
     <w:abstractNumId w:val="2"/>
   </w:num>
   <w:num w:numId="3">
-    <w:abstractNumId w:val="1"/>
+    <w:abstractNumId w:val="3"/>
+  </w:num>
+  <w:num w:numId="4">
+    <w:abstractNumId w:val="2"/>
     <w:lvlOverride w:ilvl="0">
       <w:startOverride w:val="1"/>
     </w:lvlOverride>
@@ -4283,6 +4409,7 @@
     <w:qFormat/>
     <w:pPr>
       <w:widowControl/>
+      <w:suppressAutoHyphens w:val="true"/>
       <w:bidi w:val="0"/>
       <w:spacing w:before="0" w:after="0"/>
       <w:jc w:val="start"/>
@@ -4379,11 +4506,18 @@
       <w:u w:val="single"/>
     </w:rPr>
   </w:style>
-  <w:style w:type="character" w:styleId="FootnoteCharacters">
-    <w:name w:val="Footnote Characters"/>
+  <w:style w:type="character" w:styleId="FootnoteCharactersuser">
+    <w:name w:val="Footnote Characters (user)"/>
     <w:uiPriority w:val="99"/>
     <w:semiHidden/>
     <w:unhideWhenUsed/>
+    <w:qFormat/>
+    <w:rPr>
+      <w:vertAlign w:val="superscript"/>
+    </w:rPr>
+  </w:style>
+  <w:style w:type="character" w:styleId="FootnoteCharacters">
+    <w:name w:val="Footnote Characters"/>
     <w:qFormat/>
     <w:rPr>
       <w:vertAlign w:val="superscript"/>
@@ -4407,11 +4541,18 @@
       <w:szCs w:val="20"/>
     </w:rPr>
   </w:style>
-  <w:style w:type="character" w:styleId="EndnoteCharacters">
-    <w:name w:val="Endnote Characters"/>
+  <w:style w:type="character" w:styleId="EndnoteCharactersuser">
+    <w:name w:val="Endnote Characters (user)"/>
     <w:uiPriority w:val="99"/>
     <w:semiHidden/>
     <w:unhideWhenUsed/>
+    <w:qFormat/>
+    <w:rPr>
+      <w:vertAlign w:val="superscript"/>
+    </w:rPr>
+  </w:style>
+  <w:style w:type="character" w:styleId="EndnoteCharacters">
+    <w:name w:val="Endnote Characters"/>
     <w:qFormat/>
     <w:rPr>
       <w:vertAlign w:val="superscript"/>
@@ -4508,6 +4649,7 @@
     <w:qFormat/>
     <w:pPr>
       <w:widowControl/>
+      <w:suppressAutoHyphens w:val="true"/>
       <w:bidi w:val="0"/>
       <w:spacing w:before="0" w:after="0"/>
       <w:jc w:val="start"/>
@@ -4528,6 +4670,7 @@
     <w:qFormat/>
     <w:pPr>
       <w:widowControl/>
+      <w:suppressAutoHyphens w:val="true"/>
       <w:bidi w:val="0"/>
       <w:spacing w:before="0" w:after="0"/>
       <w:jc w:val="start"/>
